--- a/Region.docx
+++ b/Region.docx
@@ -579,7 +579,7 @@
         <w:rPr>
           <w:highlight w:val="white"/>
         </w:rPr>
-        <w:t>ODE is a very old physics engine with many limitations.  It does support Ninja Physics.</w:t>
+        <w:t>Use Default uses the grid-wide engine set in Settings-&gt;Physics.</w:t>
       </w:r>
     </w:p>
     <w:p>
@@ -664,7 +664,7 @@
         <w:rPr>
           <w:highlight w:val="white"/>
         </w:rPr>
-        <w:t>ODE Ninja physics are documented in another manual</w:t>
+        <w:t>Hybrid (Ubit ODE/Bullet Hybrid) is also offered on this screen.</w:t>
       </w:r>
       <w:bookmarkEnd w:id="2"/>
     </w:p>
@@ -727,14 +727,13 @@
           <w:bCs/>
           <w:lang w:val="en"/>
         </w:rPr>
-        <w:t>XEngine</w:t>
+        <w:t>The choices are Use Default (the grid-wide engine set in Settings-&gt;Scripts), On (YEngine), and Off. XEngine has been removed by OpenSimulator Core and is no longer available.</w:t>
       </w:r>
       <w:r>
         <w:rPr>
           <w:rFonts w:eastAsia="Arial Unicode MS"/>
           <w:lang w:val="en"/>
         </w:rPr>
-        <w:t xml:space="preserve"> is and older and very stable Opensimulator script engine.</w:t>
       </w:r>
     </w:p>
     <w:p>
@@ -797,7 +796,7 @@
           <w:rFonts w:eastAsia="Arial Unicode MS"/>
           <w:lang w:val="en"/>
         </w:rPr>
-        <w:t>The parse in Yengine is also like Second Life as it uses the same order when evaluating a series of expressions.  XEngine parsed the order in the opposite direction from Second Life.</w:t>
+        <w:t>The parse in YEngine is also like Second Life as it uses the same order when evaluating a series of expressions.</w:t>
       </w:r>
     </w:p>
     <w:p>
@@ -1477,21 +1476,16 @@
           <w:b/>
           <w:bCs/>
         </w:rPr>
-        <w:t xml:space="preserve">Outworldz Teleport System </w:t>
-      </w:r>
-      <w:r>
-        <w:rPr>
-          <w:b/>
-          <w:bCs/>
-        </w:rPr>
-        <w:t xml:space="preserve">V2.5.iar </w:t>
-      </w:r>
-      <w:r>
-        <w:t>is a standardized sign</w:t>
-      </w:r>
-      <w:r>
-        <w:t xml:space="preserve"> for all uses.</w:t>
-      </w:r>
+        <w:t>Outworldz Teleport System X64 V6.1.iar is the standardized sign for all uses. There is an X32 version as well.</w:t>
+      </w:r>
+      <w:r>
+        <w:rPr>
+          <w:b/>
+          <w:bCs/>
+        </w:rPr>
+      </w:r>
+      <w:r/>
+      <w:r/>
     </w:p>
     <w:p>
       <w:pPr>
@@ -1505,21 +1499,16 @@
           <w:b/>
           <w:bCs/>
         </w:rPr>
-        <w:t xml:space="preserve">Outworldz Teleport System </w:t>
-      </w:r>
-      <w:r>
-        <w:rPr>
-          <w:b/>
-          <w:bCs/>
-        </w:rPr>
-        <w:t xml:space="preserve">V3.9.iar </w:t>
-      </w:r>
-      <w:r>
-        <w:t>is for testing of the Smart Start system</w:t>
-      </w:r>
-      <w:r>
-        <w:t xml:space="preserve"> and is subject to change.</w:t>
-      </w:r>
+        <w:t>Outworldz Teleport HUD 2.3.iar is a wearable HUD version of the same teleport system.</w:t>
+      </w:r>
+      <w:r>
+        <w:rPr>
+          <w:b/>
+          <w:bCs/>
+        </w:rPr>
+      </w:r>
+      <w:r/>
+      <w:r/>
     </w:p>
     <w:p>
       <w:pPr>

--- a/Region.docx
+++ b/Region.docx
@@ -1277,7 +1277,7 @@
         <w:rPr>
           <w:noProof/>
         </w:rPr>
-        <w:t xml:space="preserve"> will send your  grid location, description and any items you have martked for Show In Search in world.</w:t>
+        <w:t xml:space="preserve"> will send your  grid location, description and any items you have marked for Show In Search in world.</w:t>
       </w:r>
     </w:p>
     <w:p>
